--- a/基于Spring Cloud的校园兼职平台的设计与实现-4月15日.docx
+++ b/基于Spring Cloud的校园兼职平台的设计与实现-4月15日.docx
@@ -24776,7 +24776,7 @@
       <w:r>
         <w:drawing>
           <wp:inline xmlns:a="http://schemas.openxmlformats.org/drawingml/2006/main" xmlns:pic="http://schemas.openxmlformats.org/drawingml/2006/picture">
-            <wp:extent cx="5040000" cy="4688372"/>
+            <wp:extent cx="5040000" cy="4834286"/>
             <wp:docPr id="31" name="Picture 31"/>
             <wp:cNvGraphicFramePr>
               <a:graphicFrameLocks noChangeAspect="1"/>
@@ -24797,7 +24797,7 @@
                   <pic:spPr>
                     <a:xfrm>
                       <a:off x="0" y="0"/>
-                      <a:ext cx="5040000" cy="4688372"/>
+                      <a:ext cx="5040000" cy="4834286"/>
                     </a:xfrm>
                     <a:prstGeom prst="rect"/>
                   </pic:spPr>
@@ -26319,7 +26319,7 @@
       <w:r>
         <w:drawing>
           <wp:inline xmlns:a="http://schemas.openxmlformats.org/drawingml/2006/main" xmlns:pic="http://schemas.openxmlformats.org/drawingml/2006/picture">
-            <wp:extent cx="5040000" cy="8111515"/>
+            <wp:extent cx="5040000" cy="8099037"/>
             <wp:docPr id="32" name="Picture 32"/>
             <wp:cNvGraphicFramePr>
               <a:graphicFrameLocks noChangeAspect="1"/>
@@ -26340,7 +26340,7 @@
                   <pic:spPr>
                     <a:xfrm>
                       <a:off x="0" y="0"/>
-                      <a:ext cx="5040000" cy="8111515"/>
+                      <a:ext cx="5040000" cy="8099037"/>
                     </a:xfrm>
                     <a:prstGeom prst="rect"/>
                   </pic:spPr>

--- a/基于Spring Cloud的校园兼职平台的设计与实现-4月15日.docx
+++ b/基于Spring Cloud的校园兼职平台的设计与实现-4月15日.docx
@@ -11877,6 +11877,19 @@
     </w:p>
     <w:p>
       <w:pPr>
+        <w:jc w:val="center"/>
+      </w:pPr>
+      <w:r>
+        <w:rPr>
+          <w:rFonts w:ascii="宋体" w:hAnsi="宋体" w:eastAsia="宋体"/>
+          <w:b/>
+          <w:sz w:val="21"/>
+        </w:rPr>
+        <w:t>图4-1 校园兼职平台系统架构图</w:t>
+      </w:r>
+    </w:p>
+    <w:p>
+      <w:pPr>
         <w:ind w:firstLine="420"/>
       </w:pPr>
       <w:r>
@@ -11937,19 +11950,6 @@
           <w:b/>
           <w:sz w:val="21"/>
         </w:rPr>
-        <w:t>图4-1 校园兼职平台系统架构图</w:t>
-      </w:r>
-    </w:p>
-    <w:p>
-      <w:pPr>
-        <w:jc w:val="center"/>
-      </w:pPr>
-      <w:r>
-        <w:rPr>
-          <w:rFonts w:ascii="宋体" w:hAnsi="宋体" w:eastAsia="宋体"/>
-          <w:b/>
-          <w:sz w:val="21"/>
-        </w:rPr>
         <w:t>图4-2 校园兼职平台功能模块图</w:t>
       </w:r>
     </w:p>
@@ -23805,58 +23805,6 @@
     </w:p>
     <w:p>
       <w:pPr>
-        <w:jc w:val="center"/>
-      </w:pPr>
-      <w:r>
-        <w:drawing>
-          <wp:inline xmlns:a="http://schemas.openxmlformats.org/drawingml/2006/main" xmlns:pic="http://schemas.openxmlformats.org/drawingml/2006/picture">
-            <wp:extent cx="4572000" cy="5312535"/>
-            <wp:docPr id="24" name="Picture 24"/>
-            <wp:cNvGraphicFramePr>
-              <a:graphicFrameLocks noChangeAspect="1"/>
-            </wp:cNvGraphicFramePr>
-            <a:graphic>
-              <a:graphicData uri="http://schemas.openxmlformats.org/drawingml/2006/picture">
-                <pic:pic>
-                  <pic:nvPicPr>
-                    <pic:cNvPr id="0" name="code_login_service.png"/>
-                    <pic:cNvPicPr/>
-                  </pic:nvPicPr>
-                  <pic:blipFill>
-                    <a:blip r:embed="rId34"/>
-                    <a:stretch>
-                      <a:fillRect/>
-                    </a:stretch>
-                  </pic:blipFill>
-                  <pic:spPr>
-                    <a:xfrm>
-                      <a:off x="0" y="0"/>
-                      <a:ext cx="4572000" cy="5312535"/>
-                    </a:xfrm>
-                    <a:prstGeom prst="rect"/>
-                  </pic:spPr>
-                </pic:pic>
-              </a:graphicData>
-            </a:graphic>
-          </wp:inline>
-        </w:drawing>
-      </w:r>
-    </w:p>
-    <w:p>
-      <w:pPr>
-        <w:jc w:val="center"/>
-      </w:pPr>
-      <w:r>
-        <w:rPr>
-          <w:rFonts w:ascii="宋体" w:hAnsi="宋体" w:eastAsia="宋体"/>
-          <w:b/>
-          <w:sz w:val="21"/>
-        </w:rPr>
-        <w:t>图5-3 登录核心业务逻辑代码</w:t>
-      </w:r>
-    </w:p>
-    <w:p>
-      <w:pPr>
         <w:wordWrap w:val="0"/>
         <w:spacing w:before="200" w:after="200"/>
         <w:jc w:val="center"/>
@@ -24180,58 +24128,6 @@
     </w:p>
     <w:p>
       <w:pPr>
-        <w:jc w:val="center"/>
-      </w:pPr>
-      <w:r>
-        <w:drawing>
-          <wp:inline xmlns:a="http://schemas.openxmlformats.org/drawingml/2006/main" xmlns:pic="http://schemas.openxmlformats.org/drawingml/2006/picture">
-            <wp:extent cx="4572000" cy="5107021"/>
-            <wp:docPr id="21" name="Picture 21"/>
-            <wp:cNvGraphicFramePr>
-              <a:graphicFrameLocks noChangeAspect="1"/>
-            </wp:cNvGraphicFramePr>
-            <a:graphic>
-              <a:graphicData uri="http://schemas.openxmlformats.org/drawingml/2006/picture">
-                <pic:pic>
-                  <pic:nvPicPr>
-                    <pic:cNvPr id="0" name="code_publish_job.png"/>
-                    <pic:cNvPicPr/>
-                  </pic:nvPicPr>
-                  <pic:blipFill>
-                    <a:blip r:embed="rId27"/>
-                    <a:stretch>
-                      <a:fillRect/>
-                    </a:stretch>
-                  </pic:blipFill>
-                  <pic:spPr>
-                    <a:xfrm>
-                      <a:off x="0" y="0"/>
-                      <a:ext cx="4572000" cy="5107021"/>
-                    </a:xfrm>
-                    <a:prstGeom prst="rect"/>
-                  </pic:spPr>
-                </pic:pic>
-              </a:graphicData>
-            </a:graphic>
-          </wp:inline>
-        </w:drawing>
-      </w:r>
-    </w:p>
-    <w:p>
-      <w:pPr>
-        <w:jc w:val="center"/>
-      </w:pPr>
-      <w:r>
-        <w:rPr>
-          <w:rFonts w:ascii="宋体" w:hAnsi="宋体" w:eastAsia="宋体"/>
-          <w:b/>
-          <w:sz w:val="21"/>
-        </w:rPr>
-        <w:t>图5-6 兼职审核核心代码</w:t>
-      </w:r>
-    </w:p>
-    <w:p>
-      <w:pPr>
         <w:wordWrap w:val="0"/>
         <w:spacing w:before="200" w:after="200"/>
         <w:jc w:val="center"/>
@@ -24771,58 +24667,6 @@
     </w:p>
     <w:p>
       <w:pPr>
-        <w:jc w:val="center"/>
-      </w:pPr>
-      <w:r>
-        <w:drawing>
-          <wp:inline xmlns:a="http://schemas.openxmlformats.org/drawingml/2006/main" xmlns:pic="http://schemas.openxmlformats.org/drawingml/2006/picture">
-            <wp:extent cx="5040000" cy="4834286"/>
-            <wp:docPr id="31" name="Picture 31"/>
-            <wp:cNvGraphicFramePr>
-              <a:graphicFrameLocks noChangeAspect="1"/>
-            </wp:cNvGraphicFramePr>
-            <a:graphic>
-              <a:graphicData uri="http://schemas.openxmlformats.org/drawingml/2006/picture">
-                <pic:pic>
-                  <pic:nvPicPr>
-                    <pic:cNvPr id="0" name="publish_core_code.png"/>
-                    <pic:cNvPicPr/>
-                  </pic:nvPicPr>
-                  <pic:blipFill>
-                    <a:blip r:embed="rId41"/>
-                    <a:stretch>
-                      <a:fillRect/>
-                    </a:stretch>
-                  </pic:blipFill>
-                  <pic:spPr>
-                    <a:xfrm>
-                      <a:off x="0" y="0"/>
-                      <a:ext cx="5040000" cy="4834286"/>
-                    </a:xfrm>
-                    <a:prstGeom prst="rect"/>
-                  </pic:spPr>
-                </pic:pic>
-              </a:graphicData>
-            </a:graphic>
-          </wp:inline>
-        </w:drawing>
-      </w:r>
-    </w:p>
-    <w:p>
-      <w:pPr>
-        <w:jc w:val="center"/>
-      </w:pPr>
-      <w:r>
-        <w:rPr>
-          <w:rFonts w:ascii="宋体" w:hAnsi="宋体" w:eastAsia="宋体"/>
-          <w:b/>
-          <w:sz w:val="21"/>
-        </w:rPr>
-        <w:t>图5-11 发布兼职核心代码</w:t>
-      </w:r>
-    </w:p>
-    <w:p>
-      <w:pPr>
         <w:wordWrap w:val="0"/>
         <w:spacing w:before="200" w:after="200"/>
         <w:jc w:val="center"/>
@@ -25153,58 +24997,6 @@
     </w:p>
     <w:p>
       <w:pPr>
-        <w:jc w:val="center"/>
-      </w:pPr>
-      <w:r>
-        <w:drawing>
-          <wp:inline xmlns:a="http://schemas.openxmlformats.org/drawingml/2006/main" xmlns:pic="http://schemas.openxmlformats.org/drawingml/2006/picture">
-            <wp:extent cx="4572000" cy="4089633"/>
-            <wp:docPr id="12" name="Picture 12"/>
-            <wp:cNvGraphicFramePr>
-              <a:graphicFrameLocks noChangeAspect="1"/>
-            </wp:cNvGraphicFramePr>
-            <a:graphic>
-              <a:graphicData uri="http://schemas.openxmlformats.org/drawingml/2006/picture">
-                <pic:pic>
-                  <pic:nvPicPr>
-                    <pic:cNvPr id="0" name="code_apply_review.png"/>
-                    <pic:cNvPicPr/>
-                  </pic:nvPicPr>
-                  <pic:blipFill>
-                    <a:blip r:embed="rId23"/>
-                    <a:stretch>
-                      <a:fillRect/>
-                    </a:stretch>
-                  </pic:blipFill>
-                  <pic:spPr>
-                    <a:xfrm>
-                      <a:off x="0" y="0"/>
-                      <a:ext cx="4572000" cy="4089633"/>
-                    </a:xfrm>
-                    <a:prstGeom prst="rect"/>
-                  </pic:spPr>
-                </pic:pic>
-              </a:graphicData>
-            </a:graphic>
-          </wp:inline>
-        </w:drawing>
-      </w:r>
-    </w:p>
-    <w:p>
-      <w:pPr>
-        <w:jc w:val="center"/>
-      </w:pPr>
-      <w:r>
-        <w:rPr>
-          <w:rFonts w:ascii="宋体" w:hAnsi="宋体" w:eastAsia="宋体"/>
-          <w:b/>
-          <w:sz w:val="21"/>
-        </w:rPr>
-        <w:t>图5-15 申请审核核心代码</w:t>
-      </w:r>
-    </w:p>
-    <w:p>
-      <w:pPr>
         <w:wordWrap w:val="0"/>
         <w:spacing w:before="200" w:after="200"/>
         <w:jc w:val="center"/>
@@ -25365,58 +25157,6 @@
     </w:p>
     <w:p>
       <w:pPr>
-        <w:jc w:val="center"/>
-      </w:pPr>
-      <w:r>
-        <w:drawing>
-          <wp:inline xmlns:a="http://schemas.openxmlformats.org/drawingml/2006/main" xmlns:pic="http://schemas.openxmlformats.org/drawingml/2006/picture">
-            <wp:extent cx="4572000" cy="4717915"/>
-            <wp:docPr id="9" name="Picture 9"/>
-            <wp:cNvGraphicFramePr>
-              <a:graphicFrameLocks noChangeAspect="1"/>
-            </wp:cNvGraphicFramePr>
-            <a:graphic>
-              <a:graphicData uri="http://schemas.openxmlformats.org/drawingml/2006/picture">
-                <pic:pic>
-                  <pic:nvPicPr>
-                    <pic:cNvPr id="0" name="code_settle_review.png"/>
-                    <pic:cNvPicPr/>
-                  </pic:nvPicPr>
-                  <pic:blipFill>
-                    <a:blip r:embed="rId14"/>
-                    <a:stretch>
-                      <a:fillRect/>
-                    </a:stretch>
-                  </pic:blipFill>
-                  <pic:spPr>
-                    <a:xfrm>
-                      <a:off x="0" y="0"/>
-                      <a:ext cx="4572000" cy="4717915"/>
-                    </a:xfrm>
-                    <a:prstGeom prst="rect"/>
-                  </pic:spPr>
-                </pic:pic>
-              </a:graphicData>
-            </a:graphic>
-          </wp:inline>
-        </w:drawing>
-      </w:r>
-    </w:p>
-    <w:p>
-      <w:pPr>
-        <w:jc w:val="center"/>
-      </w:pPr>
-      <w:r>
-        <w:rPr>
-          <w:rFonts w:ascii="宋体" w:hAnsi="宋体" w:eastAsia="宋体"/>
-          <w:b/>
-          <w:sz w:val="21"/>
-        </w:rPr>
-        <w:t>图5-18 订单结算核心代码</w:t>
-      </w:r>
-    </w:p>
-    <w:p>
-      <w:pPr>
         <w:pStyle w:val="2"/>
         <w:wordWrap w:val="0"/>
         <w:rPr>
@@ -26310,58 +26050,6 @@
           <w:sz w:val="21"/>
         </w:rPr>
         <w:t>图5-24 学生评价界面</w:t>
-      </w:r>
-    </w:p>
-    <w:p>
-      <w:pPr>
-        <w:jc w:val="center"/>
-      </w:pPr>
-      <w:r>
-        <w:drawing>
-          <wp:inline xmlns:a="http://schemas.openxmlformats.org/drawingml/2006/main" xmlns:pic="http://schemas.openxmlformats.org/drawingml/2006/picture">
-            <wp:extent cx="5040000" cy="8099037"/>
-            <wp:docPr id="32" name="Picture 32"/>
-            <wp:cNvGraphicFramePr>
-              <a:graphicFrameLocks noChangeAspect="1"/>
-            </wp:cNvGraphicFramePr>
-            <a:graphic>
-              <a:graphicData uri="http://schemas.openxmlformats.org/drawingml/2006/picture">
-                <pic:pic>
-                  <pic:nvPicPr>
-                    <pic:cNvPr id="0" name="review_core_code.png"/>
-                    <pic:cNvPicPr/>
-                  </pic:nvPicPr>
-                  <pic:blipFill>
-                    <a:blip r:embed="rId42"/>
-                    <a:stretch>
-                      <a:fillRect/>
-                    </a:stretch>
-                  </pic:blipFill>
-                  <pic:spPr>
-                    <a:xfrm>
-                      <a:off x="0" y="0"/>
-                      <a:ext cx="5040000" cy="8099037"/>
-                    </a:xfrm>
-                    <a:prstGeom prst="rect"/>
-                  </pic:spPr>
-                </pic:pic>
-              </a:graphicData>
-            </a:graphic>
-          </wp:inline>
-        </w:drawing>
-      </w:r>
-    </w:p>
-    <w:p>
-      <w:pPr>
-        <w:jc w:val="center"/>
-      </w:pPr>
-      <w:r>
-        <w:rPr>
-          <w:rFonts w:ascii="宋体" w:hAnsi="宋体" w:eastAsia="宋体"/>
-          <w:b/>
-          <w:sz w:val="21"/>
-        </w:rPr>
-        <w:t>图5-25 评价提交核心代码</w:t>
       </w:r>
     </w:p>
     <w:p>

--- a/基于Spring Cloud的校园兼职平台的设计与实现-4月15日.docx
+++ b/基于Spring Cloud的校园兼职平台的设计与实现-4月15日.docx
@@ -23700,6 +23700,67 @@
       </w:r>
     </w:p>
     <w:p>
+      <w:r>
+        <w:rPr>
+          <w:rFonts w:ascii="宋体" w:eastAsia="宋体" w:hAnsi="宋体" w:cs="宋体"/>
+          <w:sz w:val="24"/>
+          <w:szCs w:val="24"/>
+        </w:rPr>
+        <w:t xml:space="preserve">管理员登录的核心代码如图5-3所示。</w:t>
+      </w:r>
+    </w:p>
+    <w:p>
+      <w:pPr>
+        <w:jc w:val="center"/>
+      </w:pPr>
+      <w:r>
+        <w:drawing>
+          <wp:inline distT="0" distB="0" distL="0" distR="0">
+            <wp:extent cx="4732230" cy="7315200"/>
+            <wp:docPr id="501" name="Picture501"/>
+            <a:graphic xmlns:a="http://schemas.openxmlformats.org/drawingml/2006/main">
+              <a:graphicData uri="http://schemas.openxmlformats.org/drawingml/2006/picture">
+                <pic:pic xmlns:pic="http://schemas.openxmlformats.org/drawingml/2006/picture">
+                  <pic:nvPicPr>
+                    <pic:cNvPr id="501" name="Picture501"/>
+                    <pic:cNvPicPr/>
+                  </pic:nvPicPr>
+                  <pic:blipFill>
+                    <a:blip r:embed="rId44"/>
+                    <a:stretch>
+                      <a:fillRect/>
+                    </a:stretch>
+                  </pic:blipFill>
+                  <pic:spPr>
+                    <a:xfrm>
+                      <a:ext cx="4732230" cy="7315200"/>
+                    </a:xfrm>
+                    <a:prstGeom prst="rect">
+                      <a:avLst/>
+                    </a:prstGeom>
+                  </pic:spPr>
+                </pic:pic>
+              </a:graphicData>
+            </a:graphic>
+          </wp:inline>
+        </w:drawing>
+      </w:r>
+    </w:p>
+    <w:p>
+      <w:pPr>
+        <w:jc w:val="center"/>
+      </w:pPr>
+      <w:r>
+        <w:rPr>
+          <w:rFonts w:ascii="宋体" w:eastAsia="宋体" w:hAnsi="宋体" w:cs="宋体"/>
+          <w:b w:val="false"/>
+          <w:sz w:val="21"/>
+          <w:szCs w:val="21"/>
+        </w:rPr>
+        <w:t xml:space="preserve">图5-3 管理员登录核心代码</w:t>
+      </w:r>
+    </w:p>
+    <w:p>
       <w:pPr>
         <w:jc w:val="center"/>
       </w:pPr>
@@ -24075,6 +24136,67 @@
       </w:r>
     </w:p>
     <w:p>
+      <w:r>
+        <w:rPr>
+          <w:rFonts w:ascii="宋体" w:eastAsia="宋体" w:hAnsi="宋体" w:cs="宋体"/>
+          <w:sz w:val="24"/>
+          <w:szCs w:val="24"/>
+        </w:rPr>
+        <w:t xml:space="preserve">兼职信息审核的核心代码如图5-6所示。</w:t>
+      </w:r>
+    </w:p>
+    <w:p>
+      <w:pPr>
+        <w:jc w:val="center"/>
+      </w:pPr>
+      <w:r>
+        <w:drawing>
+          <wp:inline distT="0" distB="0" distL="0" distR="0">
+            <wp:extent cx="5029200" cy="6502037"/>
+            <wp:docPr id="502" name="Picture502"/>
+            <a:graphic xmlns:a="http://schemas.openxmlformats.org/drawingml/2006/main">
+              <a:graphicData uri="http://schemas.openxmlformats.org/drawingml/2006/picture">
+                <pic:pic xmlns:pic="http://schemas.openxmlformats.org/drawingml/2006/picture">
+                  <pic:nvPicPr>
+                    <pic:cNvPr id="502" name="Picture502"/>
+                    <pic:cNvPicPr/>
+                  </pic:nvPicPr>
+                  <pic:blipFill>
+                    <a:blip r:embed="rId45"/>
+                    <a:stretch>
+                      <a:fillRect/>
+                    </a:stretch>
+                  </pic:blipFill>
+                  <pic:spPr>
+                    <a:xfrm>
+                      <a:ext cx="5029200" cy="6502037"/>
+                    </a:xfrm>
+                    <a:prstGeom prst="rect">
+                      <a:avLst/>
+                    </a:prstGeom>
+                  </pic:spPr>
+                </pic:pic>
+              </a:graphicData>
+            </a:graphic>
+          </wp:inline>
+        </w:drawing>
+      </w:r>
+    </w:p>
+    <w:p>
+      <w:pPr>
+        <w:jc w:val="center"/>
+      </w:pPr>
+      <w:r>
+        <w:rPr>
+          <w:rFonts w:ascii="宋体" w:eastAsia="宋体" w:hAnsi="宋体" w:cs="宋体"/>
+          <w:b w:val="false"/>
+          <w:sz w:val="21"/>
+          <w:szCs w:val="21"/>
+        </w:rPr>
+        <w:t xml:space="preserve">图5-6 兼职信息审核核心代码</w:t>
+      </w:r>
+    </w:p>
+    <w:p>
       <w:pPr>
         <w:jc w:val="center"/>
       </w:pPr>
@@ -24562,6 +24684,67 @@
       </w:r>
     </w:p>
     <w:p>
+      <w:r>
+        <w:rPr>
+          <w:rFonts w:ascii="宋体" w:eastAsia="宋体" w:hAnsi="宋体" w:cs="宋体"/>
+          <w:sz w:val="24"/>
+          <w:szCs w:val="24"/>
+        </w:rPr>
+        <w:t xml:space="preserve">发布兼职的核心代码如图5-11所示。</w:t>
+      </w:r>
+    </w:p>
+    <w:p>
+      <w:pPr>
+        <w:jc w:val="center"/>
+      </w:pPr>
+      <w:r>
+        <w:drawing>
+          <wp:inline distT="0" distB="0" distL="0" distR="0">
+            <wp:extent cx="5029200" cy="3572272"/>
+            <wp:docPr id="503" name="Picture503"/>
+            <a:graphic xmlns:a="http://schemas.openxmlformats.org/drawingml/2006/main">
+              <a:graphicData uri="http://schemas.openxmlformats.org/drawingml/2006/picture">
+                <pic:pic xmlns:pic="http://schemas.openxmlformats.org/drawingml/2006/picture">
+                  <pic:nvPicPr>
+                    <pic:cNvPr id="503" name="Picture503"/>
+                    <pic:cNvPicPr/>
+                  </pic:nvPicPr>
+                  <pic:blipFill>
+                    <a:blip r:embed="rId46"/>
+                    <a:stretch>
+                      <a:fillRect/>
+                    </a:stretch>
+                  </pic:blipFill>
+                  <pic:spPr>
+                    <a:xfrm>
+                      <a:ext cx="5029200" cy="3572272"/>
+                    </a:xfrm>
+                    <a:prstGeom prst="rect">
+                      <a:avLst/>
+                    </a:prstGeom>
+                  </pic:spPr>
+                </pic:pic>
+              </a:graphicData>
+            </a:graphic>
+          </wp:inline>
+        </w:drawing>
+      </w:r>
+    </w:p>
+    <w:p>
+      <w:pPr>
+        <w:jc w:val="center"/>
+      </w:pPr>
+      <w:r>
+        <w:rPr>
+          <w:rFonts w:ascii="宋体" w:eastAsia="宋体" w:hAnsi="宋体" w:cs="宋体"/>
+          <w:b w:val="false"/>
+          <w:sz w:val="21"/>
+          <w:szCs w:val="21"/>
+        </w:rPr>
+        <w:t xml:space="preserve">图5-11 发布兼职核心代码</w:t>
+      </w:r>
+    </w:p>
+    <w:p>
       <w:pPr>
         <w:jc w:val="center"/>
       </w:pPr>
@@ -24892,6 +25075,67 @@
       </w:r>
     </w:p>
     <w:p>
+      <w:r>
+        <w:rPr>
+          <w:rFonts w:ascii="宋体" w:eastAsia="宋体" w:hAnsi="宋体" w:cs="宋体"/>
+          <w:sz w:val="24"/>
+          <w:szCs w:val="24"/>
+        </w:rPr>
+        <w:t xml:space="preserve">申请审核的核心代码如图5-15所示。</w:t>
+      </w:r>
+    </w:p>
+    <w:p>
+      <w:pPr>
+        <w:jc w:val="center"/>
+      </w:pPr>
+      <w:r>
+        <w:drawing>
+          <wp:inline distT="0" distB="0" distL="0" distR="0">
+            <wp:extent cx="4208358" cy="7315200"/>
+            <wp:docPr id="504" name="Picture504"/>
+            <a:graphic xmlns:a="http://schemas.openxmlformats.org/drawingml/2006/main">
+              <a:graphicData uri="http://schemas.openxmlformats.org/drawingml/2006/picture">
+                <pic:pic xmlns:pic="http://schemas.openxmlformats.org/drawingml/2006/picture">
+                  <pic:nvPicPr>
+                    <pic:cNvPr id="504" name="Picture504"/>
+                    <pic:cNvPicPr/>
+                  </pic:nvPicPr>
+                  <pic:blipFill>
+                    <a:blip r:embed="rId48"/>
+                    <a:stretch>
+                      <a:fillRect/>
+                    </a:stretch>
+                  </pic:blipFill>
+                  <pic:spPr>
+                    <a:xfrm>
+                      <a:ext cx="4208358" cy="7315200"/>
+                    </a:xfrm>
+                    <a:prstGeom prst="rect">
+                      <a:avLst/>
+                    </a:prstGeom>
+                  </pic:spPr>
+                </pic:pic>
+              </a:graphicData>
+            </a:graphic>
+          </wp:inline>
+        </w:drawing>
+      </w:r>
+    </w:p>
+    <w:p>
+      <w:pPr>
+        <w:jc w:val="center"/>
+      </w:pPr>
+      <w:r>
+        <w:rPr>
+          <w:rFonts w:ascii="宋体" w:eastAsia="宋体" w:hAnsi="宋体" w:cs="宋体"/>
+          <w:b w:val="false"/>
+          <w:sz w:val="21"/>
+          <w:szCs w:val="21"/>
+        </w:rPr>
+        <w:t xml:space="preserve">图5-15 申请审核核心代码</w:t>
+      </w:r>
+    </w:p>
+    <w:p>
       <w:pPr>
         <w:jc w:val="center"/>
       </w:pPr>
@@ -25052,6 +25296,67 @@
       </w:r>
     </w:p>
     <w:p>
+      <w:r>
+        <w:rPr>
+          <w:rFonts w:ascii="宋体" w:eastAsia="宋体" w:hAnsi="宋体" w:cs="宋体"/>
+          <w:sz w:val="24"/>
+          <w:szCs w:val="24"/>
+        </w:rPr>
+        <w:t xml:space="preserve">订单结算的核心代码如图5-18所示。</w:t>
+      </w:r>
+    </w:p>
+    <w:p>
+      <w:pPr>
+        <w:jc w:val="center"/>
+      </w:pPr>
+      <w:r>
+        <w:drawing>
+          <wp:inline distT="0" distB="0" distL="0" distR="0">
+            <wp:extent cx="5029200" cy="5285910"/>
+            <wp:docPr id="505" name="Picture505"/>
+            <a:graphic xmlns:a="http://schemas.openxmlformats.org/drawingml/2006/main">
+              <a:graphicData uri="http://schemas.openxmlformats.org/drawingml/2006/picture">
+                <pic:pic xmlns:pic="http://schemas.openxmlformats.org/drawingml/2006/picture">
+                  <pic:nvPicPr>
+                    <pic:cNvPr id="505" name="Picture505"/>
+                    <pic:cNvPicPr/>
+                  </pic:nvPicPr>
+                  <pic:blipFill>
+                    <a:blip r:embed="rId49"/>
+                    <a:stretch>
+                      <a:fillRect/>
+                    </a:stretch>
+                  </pic:blipFill>
+                  <pic:spPr>
+                    <a:xfrm>
+                      <a:ext cx="5029200" cy="5285910"/>
+                    </a:xfrm>
+                    <a:prstGeom prst="rect">
+                      <a:avLst/>
+                    </a:prstGeom>
+                  </pic:spPr>
+                </pic:pic>
+              </a:graphicData>
+            </a:graphic>
+          </wp:inline>
+        </w:drawing>
+      </w:r>
+    </w:p>
+    <w:p>
+      <w:pPr>
+        <w:jc w:val="center"/>
+      </w:pPr>
+      <w:r>
+        <w:rPr>
+          <w:rFonts w:ascii="宋体" w:eastAsia="宋体" w:hAnsi="宋体" w:cs="宋体"/>
+          <w:b w:val="false"/>
+          <w:sz w:val="21"/>
+          <w:szCs w:val="21"/>
+        </w:rPr>
+        <w:t xml:space="preserve">图5-18 订单结算核心代码</w:t>
+      </w:r>
+    </w:p>
+    <w:p>
       <w:pPr>
         <w:jc w:val="center"/>
       </w:pPr>
@@ -25454,6 +25759,67 @@
       </w:r>
     </w:p>
     <w:p>
+      <w:r>
+        <w:rPr>
+          <w:rFonts w:ascii="宋体" w:eastAsia="宋体" w:hAnsi="宋体" w:cs="宋体"/>
+          <w:sz w:val="24"/>
+          <w:szCs w:val="24"/>
+        </w:rPr>
+        <w:t xml:space="preserve">兼职搜索的核心代码如图5-20a所示。</w:t>
+      </w:r>
+    </w:p>
+    <w:p>
+      <w:pPr>
+        <w:jc w:val="center"/>
+      </w:pPr>
+      <w:r>
+        <w:drawing>
+          <wp:inline distT="0" distB="0" distL="0" distR="0">
+            <wp:extent cx="5029200" cy="3972339"/>
+            <wp:docPr id="506" name="Picture506"/>
+            <a:graphic xmlns:a="http://schemas.openxmlformats.org/drawingml/2006/main">
+              <a:graphicData uri="http://schemas.openxmlformats.org/drawingml/2006/picture">
+                <pic:pic xmlns:pic="http://schemas.openxmlformats.org/drawingml/2006/picture">
+                  <pic:nvPicPr>
+                    <pic:cNvPr id="506" name="Picture506"/>
+                    <pic:cNvPicPr/>
+                  </pic:nvPicPr>
+                  <pic:blipFill>
+                    <a:blip r:embed="rId47"/>
+                    <a:stretch>
+                      <a:fillRect/>
+                    </a:stretch>
+                  </pic:blipFill>
+                  <pic:spPr>
+                    <a:xfrm>
+                      <a:ext cx="5029200" cy="3972339"/>
+                    </a:xfrm>
+                    <a:prstGeom prst="rect">
+                      <a:avLst/>
+                    </a:prstGeom>
+                  </pic:spPr>
+                </pic:pic>
+              </a:graphicData>
+            </a:graphic>
+          </wp:inline>
+        </w:drawing>
+      </w:r>
+    </w:p>
+    <w:p>
+      <w:pPr>
+        <w:jc w:val="center"/>
+      </w:pPr>
+      <w:r>
+        <w:rPr>
+          <w:rFonts w:ascii="宋体" w:eastAsia="宋体" w:hAnsi="宋体" w:cs="宋体"/>
+          <w:b w:val="false"/>
+          <w:sz w:val="21"/>
+          <w:szCs w:val="21"/>
+        </w:rPr>
+        <w:t xml:space="preserve">图5-20a 兼职搜索核心代码</w:t>
+      </w:r>
+    </w:p>
+    <w:p>
       <w:pPr>
         <w:jc w:val="center"/>
       </w:pPr>
@@ -25998,6 +26364,67 @@
           <w:sz w:val="24"/>
         </w:rPr>
         <w:t>进行调用。</w:t>
+      </w:r>
+    </w:p>
+    <w:p>
+      <w:r>
+        <w:rPr>
+          <w:rFonts w:ascii="宋体" w:eastAsia="宋体" w:hAnsi="宋体" w:cs="宋体"/>
+          <w:sz w:val="24"/>
+          <w:szCs w:val="24"/>
+        </w:rPr>
+        <w:t xml:space="preserve">评价提交的核心代码如图5-25所示。</w:t>
+      </w:r>
+    </w:p>
+    <w:p>
+      <w:pPr>
+        <w:jc w:val="center"/>
+      </w:pPr>
+      <w:r>
+        <w:drawing>
+          <wp:inline distT="0" distB="0" distL="0" distR="0">
+            <wp:extent cx="3756686" cy="7315200"/>
+            <wp:docPr id="507" name="Picture507"/>
+            <a:graphic xmlns:a="http://schemas.openxmlformats.org/drawingml/2006/main">
+              <a:graphicData uri="http://schemas.openxmlformats.org/drawingml/2006/picture">
+                <pic:pic xmlns:pic="http://schemas.openxmlformats.org/drawingml/2006/picture">
+                  <pic:nvPicPr>
+                    <pic:cNvPr id="507" name="Picture507"/>
+                    <pic:cNvPicPr/>
+                  </pic:nvPicPr>
+                  <pic:blipFill>
+                    <a:blip r:embed="rId50"/>
+                    <a:stretch>
+                      <a:fillRect/>
+                    </a:stretch>
+                  </pic:blipFill>
+                  <pic:spPr>
+                    <a:xfrm>
+                      <a:ext cx="3756686" cy="7315200"/>
+                    </a:xfrm>
+                    <a:prstGeom prst="rect">
+                      <a:avLst/>
+                    </a:prstGeom>
+                  </pic:spPr>
+                </pic:pic>
+              </a:graphicData>
+            </a:graphic>
+          </wp:inline>
+        </w:drawing>
+      </w:r>
+    </w:p>
+    <w:p>
+      <w:pPr>
+        <w:jc w:val="center"/>
+      </w:pPr>
+      <w:r>
+        <w:rPr>
+          <w:rFonts w:ascii="宋体" w:eastAsia="宋体" w:hAnsi="宋体" w:cs="宋体"/>
+          <w:b w:val="false"/>
+          <w:sz w:val="21"/>
+          <w:szCs w:val="21"/>
+        </w:rPr>
+        <w:t xml:space="preserve">图5-25 评价提交核心代码</w:t>
       </w:r>
     </w:p>
     <w:p>
@@ -30506,6 +30933,14 @@
     </w:lvlOverride>
   </w:num>
 </w:numbering>
+</file>
+
+<file path=word/people.xml><?xml version="1.0" encoding="utf-8"?>
+<w15:people xmlns:w15="http://schemas.microsoft.com/office/word/2012/wordml">
+  <w15:person w15:author="Z.AI">
+    <w15:presenceInfo w15:providerId="None" w15:userId="Z.AI"/>
+  </w15:person>
+</w15:people>
 </file>
 
 <file path=word/styles.xml><?xml version="1.0" encoding="utf-8"?>

--- a/基于Spring Cloud的校园兼职平台的设计与实现-4月15日.docx
+++ b/基于Spring Cloud的校园兼职平台的设计与实现-4月15日.docx
@@ -8037,7 +8037,7 @@
           <w:rFonts w:eastAsia="宋体"/>
           <w:sz w:val="24"/>
         </w:rPr>
-        <w:t> 2-1 </w:t>
+        <w:t> 1 </w:t>
       </w:r>
       <w:r>
         <w:rPr>
@@ -8864,7 +8864,7 @@
           <w:b/>
           <w:szCs w:val="20"/>
         </w:rPr>
-        <w:t> 2-1 </w:t>
+        <w:t> 1 </w:t>
       </w:r>
       <w:r>
         <w:rPr>
@@ -11332,7 +11332,7 @@
         <w:ind w:firstLine="420"/>
       </w:pPr>
       <w:r>
-        <w:t>结合上述三个用户角色的功能需求分析，得到了校园兼职平台的系统用例图，如图3-1所示。</w:t>
+        <w:t>结合上述三个用户角色的功能需求分析，得到了校园兼职平台的系统用例图，如图1所示。</w:t>
       </w:r>
     </w:p>
     <w:p>
@@ -11384,7 +11384,7 @@
           <w:b/>
           <w:sz w:val="21"/>
         </w:rPr>
-        <w:t>图3-1 校园兼职平台系统用例图</w:t>
+        <w:t>图1 校园兼职平台系统用例图</w:t>
       </w:r>
     </w:p>
     <w:p>
@@ -11885,7 +11885,7 @@
           <w:b/>
           <w:sz w:val="21"/>
         </w:rPr>
-        <w:t>图4-1 校园兼职平台系统架构图</w:t>
+        <w:t>图2 校园兼职平台系统架构图</w:t>
       </w:r>
     </w:p>
     <w:p>
@@ -11898,7 +11898,7 @@
           <w:b w:val="0"/>
           <w:sz w:val="24"/>
         </w:rPr>
-        <w:t>根据系统的总体架构设计和各用户角色的功能需求，将系统功能按照学生端、雇主端和管理端三个维度进行模块划分。系统的功能模块图如图4-2所示。</w:t>
+        <w:t>根据系统的总体架构设计和各用户角色的功能需求，将系统功能按照学生端、雇主端和管理端三个维度进行模块划分。系统的功能模块图如图3所示。</w:t>
       </w:r>
     </w:p>
     <w:p>
@@ -11950,7 +11950,7 @@
           <w:b/>
           <w:sz w:val="21"/>
         </w:rPr>
-        <w:t>图4-2 校园兼职平台功能模块图</w:t>
+        <w:t>图3 校园兼职平台功能模块图</w:t>
       </w:r>
     </w:p>
     <w:p>
@@ -11963,7 +11963,7 @@
           <w:b w:val="0"/>
           <w:sz w:val="24"/>
         </w:rPr>
-        <w:t>根据上述实体及关系分析，使用E-R图描述系统的数据库概念模型，如图4-3所示。</w:t>
+        <w:t>根据上述实体及关系分析，使用E-R图描述系统的数据库概念模型，如图4所示。</w:t>
       </w:r>
     </w:p>
     <w:p>
@@ -12015,7 +12015,7 @@
           <w:b/>
           <w:sz w:val="21"/>
         </w:rPr>
-        <w:t>图4-3 校园兼职平台E-R图</w:t>
+        <w:t>图4 校园兼职平台E-R图</w:t>
       </w:r>
     </w:p>
     <w:p>
@@ -13659,7 +13659,7 @@
           <w:b/>
           <w:szCs w:val="20"/>
         </w:rPr>
-        <w:t xml:space="preserve"> 4-1 </w:t>
+        <w:t xml:space="preserve"> 2 </w:t>
       </w:r>
       <w:proofErr w:type="spellStart"/>
       <w:r>
@@ -15465,7 +15465,7 @@
           <w:b/>
           <w:szCs w:val="20"/>
         </w:rPr>
-        <w:t xml:space="preserve"> 4-2 </w:t>
+        <w:t xml:space="preserve"> 3 </w:t>
       </w:r>
       <w:proofErr w:type="spellStart"/>
       <w:r>
@@ -16242,7 +16242,7 @@
           <w:b/>
           <w:szCs w:val="20"/>
         </w:rPr>
-        <w:t xml:space="preserve"> 4-3 </w:t>
+        <w:t xml:space="preserve"> 4 </w:t>
       </w:r>
       <w:proofErr w:type="spellStart"/>
       <w:r>
@@ -18436,7 +18436,7 @@
           <w:b/>
           <w:szCs w:val="20"/>
         </w:rPr>
-        <w:t xml:space="preserve"> 4-4 </w:t>
+        <w:t xml:space="preserve"> 5 </w:t>
       </w:r>
       <w:proofErr w:type="spellStart"/>
       <w:r>
@@ -19620,7 +19620,7 @@
           <w:b/>
           <w:szCs w:val="20"/>
         </w:rPr>
-        <w:t> 4-5 application </w:t>
+        <w:t> 6 application </w:t>
       </w:r>
       <w:r>
         <w:rPr>
@@ -21244,7 +21244,7 @@
           <w:b/>
           <w:szCs w:val="20"/>
         </w:rPr>
-        <w:t xml:space="preserve"> 4-6 </w:t>
+        <w:t xml:space="preserve"> 7 </w:t>
       </w:r>
       <w:proofErr w:type="spellStart"/>
       <w:r>
@@ -22529,7 +22529,7 @@
           <w:b/>
           <w:szCs w:val="20"/>
         </w:rPr>
-        <w:t> 4-7 review </w:t>
+        <w:t> 8 review </w:t>
       </w:r>
       <w:r>
         <w:rPr>
@@ -23371,7 +23371,7 @@
           <w:b/>
           <w:szCs w:val="20"/>
         </w:rPr>
-        <w:t xml:space="preserve"> 4-8 </w:t>
+        <w:t xml:space="preserve"> 9 </w:t>
       </w:r>
       <w:proofErr w:type="spellStart"/>
       <w:r>
@@ -23706,7 +23706,7 @@
           <w:sz w:val="24"/>
           <w:szCs w:val="24"/>
         </w:rPr>
-        <w:t xml:space="preserve">管理员登录的核心代码如图5-3所示。</w:t>
+        <w:t xml:space="preserve">管理员登录的核心代码如图5所示。</w:t>
       </w:r>
     </w:p>
     <w:p>
@@ -23757,7 +23757,7 @@
           <w:sz w:val="21"/>
           <w:szCs w:val="21"/>
         </w:rPr>
-        <w:t xml:space="preserve">图5-3 管理员登录核心代码</w:t>
+        <w:t xml:space="preserve">图5 管理员登录核心代码</w:t>
       </w:r>
     </w:p>
     <w:p>
@@ -23809,7 +23809,7 @@
           <w:b/>
           <w:sz w:val="21"/>
         </w:rPr>
-        <w:t>图5-1 管理员登录界面</w:t>
+        <w:t>图6 管理员登录界面</w:t>
       </w:r>
     </w:p>
     <w:p>
@@ -23861,7 +23861,7 @@
           <w:b/>
           <w:sz w:val="21"/>
         </w:rPr>
-        <w:t>图5-2 管理员登录时序图</w:t>
+        <w:t>图7 管理员登录时序图</w:t>
       </w:r>
     </w:p>
     <w:p>
@@ -23976,7 +23976,7 @@
           <w:b/>
           <w:sz w:val="21"/>
         </w:rPr>
-        <w:t>图5-4 管理员数据统计首页</w:t>
+        <w:t>图8 管理员数据统计首页</w:t>
       </w:r>
     </w:p>
     <w:p>
@@ -24142,7 +24142,7 @@
           <w:sz w:val="24"/>
           <w:szCs w:val="24"/>
         </w:rPr>
-        <w:t xml:space="preserve">兼职信息审核的核心代码如图5-6所示。</w:t>
+        <w:t xml:space="preserve">兼职信息审核的核心代码如图9所示。</w:t>
       </w:r>
     </w:p>
     <w:p>
@@ -24193,7 +24193,7 @@
           <w:sz w:val="21"/>
           <w:szCs w:val="21"/>
         </w:rPr>
-        <w:t xml:space="preserve">图5-6 兼职信息审核核心代码</w:t>
+        <w:t xml:space="preserve">图9 兼职信息审核核心代码</w:t>
       </w:r>
     </w:p>
     <w:p>
@@ -24245,7 +24245,7 @@
           <w:b/>
           <w:sz w:val="21"/>
         </w:rPr>
-        <w:t>图5-5 兼职信息审核界面</w:t>
+        <w:t>图10 兼职信息审核界面</w:t>
       </w:r>
     </w:p>
     <w:p>
@@ -24344,7 +24344,7 @@
           <w:b/>
           <w:sz w:val="21"/>
         </w:rPr>
-        <w:t>图5-7 用户管理界面</w:t>
+        <w:t>图11 用户管理界面</w:t>
       </w:r>
     </w:p>
     <w:p>
@@ -24473,7 +24473,7 @@
           <w:b/>
           <w:sz w:val="21"/>
         </w:rPr>
-        <w:t>图5-8 雇主登录注册界面</w:t>
+        <w:t>图12 雇主登录注册界面</w:t>
       </w:r>
     </w:p>
     <w:p>
@@ -24690,7 +24690,7 @@
           <w:sz w:val="24"/>
           <w:szCs w:val="24"/>
         </w:rPr>
-        <w:t xml:space="preserve">发布兼职的核心代码如图5-11所示。</w:t>
+        <w:t xml:space="preserve">发布兼职的核心代码如图13所示。</w:t>
       </w:r>
     </w:p>
     <w:p>
@@ -24741,7 +24741,7 @@
           <w:sz w:val="21"/>
           <w:szCs w:val="21"/>
         </w:rPr>
-        <w:t xml:space="preserve">图5-11 发布兼职核心代码</w:t>
+        <w:t xml:space="preserve">图13 发布兼职核心代码</w:t>
       </w:r>
     </w:p>
     <w:p>
@@ -24793,7 +24793,7 @@
           <w:b/>
           <w:sz w:val="21"/>
         </w:rPr>
-        <w:t>图5-9 雇主发布兼职界面</w:t>
+        <w:t>图14 雇主发布兼职界面</w:t>
       </w:r>
     </w:p>
     <w:p>
@@ -24845,7 +24845,7 @@
           <w:b/>
           <w:sz w:val="21"/>
         </w:rPr>
-        <w:t>图5-10 发布兼职时序图</w:t>
+        <w:t>图15 发布兼职时序图</w:t>
       </w:r>
     </w:p>
     <w:p>
@@ -24944,7 +24944,7 @@
           <w:b/>
           <w:sz w:val="21"/>
         </w:rPr>
-        <w:t>图5-12 雇主我的兼职管理界面</w:t>
+        <w:t>图16 雇主我的兼职管理界面</w:t>
       </w:r>
     </w:p>
     <w:p>
@@ -25081,7 +25081,7 @@
           <w:sz w:val="24"/>
           <w:szCs w:val="24"/>
         </w:rPr>
-        <w:t xml:space="preserve">申请审核的核心代码如图5-15所示。</w:t>
+        <w:t xml:space="preserve">申请审核的核心代码如图17所示。</w:t>
       </w:r>
     </w:p>
     <w:p>
@@ -25132,7 +25132,7 @@
           <w:sz w:val="21"/>
           <w:szCs w:val="21"/>
         </w:rPr>
-        <w:t xml:space="preserve">图5-15 申请审核核心代码</w:t>
+        <w:t xml:space="preserve">图17 申请审核核心代码</w:t>
       </w:r>
     </w:p>
     <w:p>
@@ -25184,7 +25184,7 @@
           <w:b/>
           <w:sz w:val="21"/>
         </w:rPr>
-        <w:t>图5-13 雇主申请管理界面</w:t>
+        <w:t>图18 雇主申请管理界面</w:t>
       </w:r>
     </w:p>
     <w:p>
@@ -25236,7 +25236,7 @@
           <w:b/>
           <w:sz w:val="21"/>
         </w:rPr>
-        <w:t>图5-14 申请审核时序图</w:t>
+        <w:t>图19 申请审核时序图</w:t>
       </w:r>
     </w:p>
     <w:p>
@@ -25302,7 +25302,7 @@
           <w:sz w:val="24"/>
           <w:szCs w:val="24"/>
         </w:rPr>
-        <w:t xml:space="preserve">订单结算的核心代码如图5-18所示。</w:t>
+        <w:t xml:space="preserve">订单结算的核心代码如图20所示。</w:t>
       </w:r>
     </w:p>
     <w:p>
@@ -25353,7 +25353,7 @@
           <w:sz w:val="21"/>
           <w:szCs w:val="21"/>
         </w:rPr>
-        <w:t xml:space="preserve">图5-18 订单结算核心代码</w:t>
+        <w:t xml:space="preserve">图20 订单结算核心代码</w:t>
       </w:r>
     </w:p>
     <w:p>
@@ -25405,7 +25405,7 @@
           <w:b/>
           <w:sz w:val="21"/>
         </w:rPr>
-        <w:t>图5-16 雇主订单结算界面</w:t>
+        <w:t>图21 雇主订单结算界面</w:t>
       </w:r>
     </w:p>
     <w:p>
@@ -25457,7 +25457,7 @@
           <w:b/>
           <w:sz w:val="21"/>
         </w:rPr>
-        <w:t>图5-17 订单结算时序图</w:t>
+        <w:t>图22 订单结算时序图</w:t>
       </w:r>
     </w:p>
     <w:p>
@@ -25586,7 +25586,7 @@
           <w:b/>
           <w:sz w:val="21"/>
         </w:rPr>
-        <w:t>图5-19 学生登录注册界面</w:t>
+        <w:t>图23 学生登录注册界面</w:t>
       </w:r>
     </w:p>
     <w:p>
@@ -25765,7 +25765,7 @@
           <w:sz w:val="24"/>
           <w:szCs w:val="24"/>
         </w:rPr>
-        <w:t xml:space="preserve">兼职搜索的核心代码如图5-20a所示。</w:t>
+        <w:t xml:space="preserve">兼职搜索的核心代码如图24a所示。</w:t>
       </w:r>
     </w:p>
     <w:p>
@@ -25816,7 +25816,7 @@
           <w:sz w:val="21"/>
           <w:szCs w:val="21"/>
         </w:rPr>
-        <w:t xml:space="preserve">图5-20a 兼职搜索核心代码</w:t>
+        <w:t xml:space="preserve">图24a 兼职搜索核心代码</w:t>
       </w:r>
     </w:p>
     <w:p>
@@ -25868,7 +25868,7 @@
           <w:b/>
           <w:sz w:val="21"/>
         </w:rPr>
-        <w:t>图5-20 学生兼职浏览列表界面</w:t>
+        <w:t>图24 学生兼职浏览列表界面</w:t>
       </w:r>
     </w:p>
     <w:p>
@@ -25967,7 +25967,7 @@
           <w:b/>
           <w:sz w:val="21"/>
         </w:rPr>
-        <w:t>图5-21 学生兼职详情界面</w:t>
+        <w:t>图25 学生兼职详情界面</w:t>
       </w:r>
     </w:p>
     <w:p>
@@ -26060,7 +26060,7 @@
           <w:b/>
           <w:sz w:val="21"/>
         </w:rPr>
-        <w:t>图5-22 学生我的申请界面</w:t>
+        <w:t>图26 学生我的申请界面</w:t>
       </w:r>
     </w:p>
     <w:p>
@@ -26152,7 +26152,7 @@
           <w:b/>
           <w:sz w:val="21"/>
         </w:rPr>
-        <w:t>图5-23 学生我的订单界面</w:t>
+        <w:t>图27 学生我的订单界面</w:t>
       </w:r>
     </w:p>
     <w:p>
@@ -26373,7 +26373,7 @@
           <w:sz w:val="24"/>
           <w:szCs w:val="24"/>
         </w:rPr>
-        <w:t xml:space="preserve">评价提交的核心代码如图5-25所示。</w:t>
+        <w:t xml:space="preserve">评价提交的核心代码如图28所示。</w:t>
       </w:r>
     </w:p>
     <w:p>
@@ -26424,7 +26424,7 @@
           <w:sz w:val="21"/>
           <w:szCs w:val="21"/>
         </w:rPr>
-        <w:t xml:space="preserve">图5-25 评价提交核心代码</w:t>
+        <w:t xml:space="preserve">图28 评价提交核心代码</w:t>
       </w:r>
     </w:p>
     <w:p>
@@ -26476,7 +26476,7 @@
           <w:b/>
           <w:sz w:val="21"/>
         </w:rPr>
-        <w:t>图5-24 学生评价界面</w:t>
+        <w:t>图29 学生评价界面</w:t>
       </w:r>
     </w:p>
     <w:p>
@@ -26575,7 +26575,7 @@
           <w:b/>
           <w:sz w:val="21"/>
         </w:rPr>
-        <w:t>图5-26 学生个人信息界面</w:t>
+        <w:t>图30 学生个人信息界面</w:t>
       </w:r>
     </w:p>
     <w:p>
@@ -26750,7 +26750,7 @@
           <w:rFonts w:eastAsia="宋体"/>
           <w:sz w:val="24"/>
         </w:rPr>
-        <w:t> 6-1 </w:t>
+        <w:t> 10 </w:t>
       </w:r>
       <w:r>
         <w:rPr>
@@ -28617,7 +28617,7 @@
           <w:b/>
           <w:szCs w:val="20"/>
         </w:rPr>
-        <w:t> 6-1 </w:t>
+        <w:t> 10 </w:t>
       </w:r>
       <w:r>
         <w:rPr>
@@ -28679,7 +28679,7 @@
           <w:b w:val="0"/>
           <w:sz w:val="24"/>
         </w:rPr>
-        <w:t>系统登录安全测试主要验证系统在面临非法登录请求时的防护能力，包括错误密码多次尝试、SQL注入、XSS跨站脚本攻击等常见安全威胁。测试过程中，模拟攻击者使用各种手段尝试突破系统登录防线，验证系统的安全防护机制是否能够有效拦截非法请求。同时测试JWT令牌的过期处理和黑名单机制，确保已登出用户的令牌无法继续使用。具体测试用例及结果如表6-2所示。</w:t>
+        <w:t>系统登录安全测试主要验证系统在面临非法登录请求时的防护能力，包括错误密码多次尝试、SQL注入、XSS跨站脚本攻击等常见安全威胁。测试过程中，模拟攻击者使用各种手段尝试突破系统登录防线，验证系统的安全防护机制是否能够有效拦截非法请求。同时测试JWT令牌的过期处理和黑名单机制，确保已登出用户的令牌无法继续使用。具体测试用例及结果如表11所示。</w:t>
       </w:r>
     </w:p>
     <w:p>
@@ -28692,7 +28692,7 @@
           <w:b/>
           <w:sz w:val="21"/>
         </w:rPr>
-        <w:t>表6-2 系统登录安全测试用例表</w:t>
+        <w:t>表11 系统登录安全测试用例表</w:t>
       </w:r>
     </w:p>
     <w:p>
@@ -28718,7 +28718,7 @@
           <w:b w:val="0"/>
           <w:sz w:val="24"/>
         </w:rPr>
-        <w:t>系统权限安全测试旨在验证基于角色的访问控制机制是否能够正确地限制不同角色用户的操作权限。测试过程中，使用不同角色的账户尝试访问超出其权限范围的功能和接口，验证系统是否能够正确拦截越权访问请求。同时测试JWT过滤器对未携带令牌请求的拦截能力，以及网关层的路由权限控制。具体测试用例及结果如表6-3所示。</w:t>
+        <w:t>系统权限安全测试旨在验证基于角色的访问控制机制是否能够正确地限制不同角色用户的操作权限。测试过程中，使用不同角色的账户尝试访问超出其权限范围的功能和接口，验证系统是否能够正确拦截越权访问请求。同时测试JWT过滤器对未携带令牌请求的拦截能力，以及网关层的路由权限控制。具体测试用例及结果如表12所示。</w:t>
       </w:r>
     </w:p>
     <w:p>
@@ -28731,7 +28731,7 @@
           <w:b/>
           <w:sz w:val="21"/>
         </w:rPr>
-        <w:t>表6-3 系统权限安全测试用例表</w:t>
+        <w:t>表12 系统权限安全测试用例表</w:t>
       </w:r>
     </w:p>
     <w:tbl>

--- a/基于Spring Cloud的校园兼职平台的设计与实现-4月15日.docx
+++ b/基于Spring Cloud的校园兼职平台的设计与实现-4月15日.docx
@@ -7716,7 +7716,7 @@
           <ns0:rFonts ns0:eastAsia="宋体"/>
           <ns0:sz ns0:val="24"/>
         </ns0:rPr>
-        <ns0:t>微服务架构设计并实现校园兼职平台，既能满足平台的功能需求和性能要求，又能为校园信息化建设提供技术参考和实践范例。</ns0:t>
+        <ns0:t>微服务架构设计并实现校园兼职平台，既能满足平台的功能需求和性能要求，又能为校园信息化建设提供技术参考和实践范例。[1]</ns0:t>
       </ns0:r>
     </ns0:p>
     <ns0:p ns2:paraId="0DBF4D00" ns2:textId="77777777" ns0:rsidR="005968B1" ns0:rsidRDefault="00000000" ns0:rsidP="004E373D">
@@ -7924,7 +7924,7 @@
           <ns0:rFonts ns0:eastAsia="宋体"/>
           <ns0:sz ns0:val="24"/>
         </ns0:rPr>
-        <ns0:t>架构，基于前后端分离的开发模式，支持多角色访问和多终端使用。根据不同用户群体的需求，平台划分为三个核心功能端：学生端、雇主端和管理端。</ns0:t>
+        <ns0:t>架构，基于前后端分离的开发模式，支持多角色访问和多终端使用。根据不同用户群体的需求，平台划分为三个核心功能端：学生端、雇主端和管理端。[14]</ns0:t>
       </ns0:r>
     </ns0:p>
     <ns0:p ns2:paraId="28F27A92" ns2:textId="77777777" ns0:rsidR="005968B1" ns0:rsidRDefault="00000000" ns0:rsidP="004E373D">
@@ -8044,7 +8044,7 @@
           <ns0:rFonts ns0:eastAsia="宋体"/>
           <ns0:sz ns0:val="24"/>
         </ns0:rPr>
-        <ns0:t>所示。</ns0:t>
+        <ns0:t>所示。[16]</ns0:t>
       </ns0:r>
     </ns0:p>
     <ns0:tbl>
@@ -9004,7 +9004,7 @@
           <ns0:rFonts ns0:eastAsia="宋体"/>
           <ns0:sz ns0:val="24"/>
         </ns0:rPr>
-        <ns0:t>通过抽象底层基础设施细节，使开发者能够专注于业务逻辑的实现，大大降低了微服务架构的学习门槛和开发成本。</ns0:t>
+        <ns0:t>通过抽象底层基础设施细节，使开发者能够专注于业务逻辑的实现，大大降低了微服务架构的学习门槛和开发成本。[2]</ns0:t>
       </ns0:r>
     </ns0:p>
     <ns0:p ns2:paraId="238C0F35" ns2:textId="77777777" ns0:rsidR="005968B1" ns0:rsidRDefault="00000000" ns0:rsidP="004E373D">
@@ -9145,7 +9145,7 @@
           <ns0:rFonts ns0:eastAsia="宋体"/>
           <ns0:sz ns0:val="24"/>
         </ns0:rPr>
-        <ns0:t>实现声明式的服务间调用，有效降低了服务间通信的复杂度。这种架构设计使得各服务可以独立开发、独立部署、独立扩展，提高了系统的可维护性和可扩展性。</ns0:t>
+        <ns0:t>实现声明式的服务间调用，有效降低了服务间通信的复杂度。这种架构设计使得各服务可以独立开发、独立部署、独立扩展，提高了系统的可维护性和可扩展性。[8]</ns0:t>
       </ns0:r>
     </ns0:p>
     <ns0:p ns2:paraId="4F302EF5" ns2:textId="77777777" ns0:rsidR="005968B1" ns0:rsidRDefault="00000000" ns0:rsidP="004E373D">
@@ -9316,7 +9316,7 @@
           <ns0:rFonts ns0:eastAsia="宋体"/>
           <ns0:sz ns0:val="24"/>
         </ns0:rPr>
-        <ns0:t>）三大核心组件，实现了请求的路由转发和跨切面处理。</ns0:t>
+        <ns0:t>）三大核心组件，实现了请求的路由转发和跨切面处理。[9]</ns0:t>
       </ns0:r>
     </ns0:p>
     <ns0:p ns2:paraId="68E577CD" ns2:textId="77777777" ns0:rsidR="005968B1" ns0:rsidRDefault="00000000" ns0:rsidP="004E373D">
@@ -9613,7 +9613,7 @@
           <ns0:rFonts ns0:eastAsia="宋体"/>
           <ns0:sz ns0:val="24"/>
         </ns0:rPr>
-        <ns0:t>）实现用户身份的验证和传递。</ns0:t>
+        <ns0:t>）实现用户身份的验证和传递。[4]</ns0:t>
       </ns0:r>
     </ns0:p>
     <ns0:p ns2:paraId="463E461F" ns2:textId="77777777" ns0:rsidR="005968B1" ns0:rsidRDefault="00000000" ns0:rsidP="004E373D">
@@ -9893,7 +9893,7 @@
           <ns0:rFonts ns0:eastAsia="宋体"/>
           <ns0:sz ns0:val="24"/>
         </ns0:rPr>
-        <ns0:t>风格和良好的交互体验。</ns0:t>
+        <ns0:t>风格和良好的交互体验。[3]</ns0:t>
       </ns0:r>
     </ns0:p>
     <ns0:p ns2:paraId="34D0BE5C" ns2:textId="77777777" ns0:rsidR="005968B1" ns0:rsidRDefault="00000000" ns0:rsidP="004E373D">
@@ -10006,7 +10006,7 @@
           <ns0:rFonts ns0:eastAsia="宋体"/>
           <ns0:sz ns0:val="24"/>
         </ns0:rPr>
-        <ns0:t>令牌、通过响应拦截器统一处理错误和令牌过期刷新逻辑。前端整体采用模块化的目录结构，按照功能模块组织代码，提高了代码的可读性和可维护性。</ns0:t>
+        <ns0:t>令牌、通过响应拦截器统一处理错误和令牌过期刷新逻辑。前端整体采用模块化的目录结构，按照功能模块组织代码，提高了代码的可读性和可维护性。[17]</ns0:t>
       </ns0:r>
     </ns0:p>
     <ns0:p ns2:paraId="47238E5D" ns2:textId="77777777" ns0:rsidR="005968B1" ns0:rsidRDefault="00000000" ns0:rsidP="004E373D">
@@ -10127,7 +10127,7 @@
           <ns0:rFonts ns0:eastAsia="宋体"/>
           <ns0:sz ns0:val="24"/>
         </ns0:rPr>
-        <ns0:t>操作、分页插件、代码生成器等实用功能，大幅减少了持久层代码的编写量。</ns0:t>
+        <ns0:t>操作、分页插件、代码生成器等实用功能，大幅减少了持久层代码的编写量。[5]</ns0:t>
       </ns0:r>
     </ns0:p>
     <ns0:p ns2:paraId="78096ABA" ns2:textId="77777777" ns0:rsidR="005968B1" ns0:rsidRDefault="00000000" ns0:rsidP="004E373D">
@@ -10347,7 +10347,7 @@
           <ns0:rFonts ns0:eastAsia="宋体"/>
           <ns0:sz ns0:val="24"/>
         </ns0:rPr>
-        <ns0:t>发挥了多方面的重要作用。</ns0:t>
+        <ns0:t>发挥了多方面的重要作用。[6]</ns0:t>
       </ns0:r>
     </ns0:p>
     <ns0:p ns2:paraId="70D1E87D" ns2:textId="77777777" ns0:rsidR="005968B1" ns0:rsidRDefault="00000000" ns0:rsidP="004E373D">
@@ -10567,7 +10567,7 @@
           <ns0:rFonts ns0:eastAsia="宋体"/>
           <ns0:sz ns0:val="24"/>
         </ns0:rPr>
-        <ns0:t>同时承担了服务注册中心和配置中心的双重角色。</ns0:t>
+        <ns0:t>同时承担了服务注册中心和配置中心的双重角色。[7]</ns0:t>
       </ns0:r>
     </ns0:p>
     <ns0:p ns2:paraId="13F13562" ns2:textId="77777777" ns0:rsidR="005968B1" ns0:rsidRDefault="00000000" ns0:rsidP="004E373D">
@@ -10807,7 +10807,7 @@
           <ns0:b ns0:val="0"/>
           <ns0:sz ns0:val="24"/>
         </ns0:rPr>
-        <ns0:t>本系统后端采用Spring Boot和Spring Cloud微服务框架进行开发，Spring Cloud作为当前主流的微服务开发工具集，提供了服务注册与发现、配置管理、负载均衡、API网关等完整的微服务治理方案，技术生态成熟稳定，社区资源丰富。前端采用Vue 3框架配合Element Plus组件库，能够快速构建响应式的用户界面。数据库层使用MySQL关系型数据库进行业务数据存储，同时引入Redis作为缓存和分布式锁的实现工具。整体技术栈均为业界成熟方案，具备充分的技术实现基础和丰富的参考资料。</ns0:t>
+        <ns0:t>本系统后端采用Spring Boot和Spring Cloud微服务框架进行开发，Spring Cloud作为当前主流的微服务开发工具集，提供了服务注册与发现、配置管理、负载均衡、API网关等完整的微服务治理方案，技术生态成熟稳定，社区资源丰富。前端采用Vue 3框架配合Element Plus组件库，能够快速构建响应式的用户界面。数据库层使用MySQL关系型数据库进行业务数据存储，同时引入Redis作为缓存和分布式锁的实现工具。整体技术栈均为业界成熟方案，具备充分的技术实现基础和丰富的参考资料。[11]</ns0:t>
       </ns0:r>
     </ns0:p>
     <ns0:p>
@@ -11711,7 +11711,7 @@
           <ns0:rFonts ns0:eastAsia="宋体"/>
           <ns0:sz ns0:val="24"/>
         </ns0:rPr>
-        <ns0:t>作为缓存和分布式锁实现。</ns0:t>
+        <ns0:t>作为缓存和分布式锁实现。[13]</ns0:t>
       </ns0:r>
     </ns0:p>
     <ns0:p ns2:paraId="361ABE11" ns2:textId="77777777" ns0:rsidR="005968B1" ns0:rsidRDefault="00000000" ns0:rsidP="004E373D">
@@ -12205,7 +12205,7 @@
           <ns0:rFonts ns0:eastAsia="宋体"/>
           <ns0:sz ns0:val="24"/>
         </ns0:rPr>
-        <ns0:t>）。</ns0:t>
+        <ns0:t>）。[10]</ns0:t>
       </ns0:r>
     </ns0:p>
     <ns0:p ns2:paraId="0BB1ADB7" ns2:textId="77777777" ns0:rsidR="005968B1" ns0:rsidRDefault="00000000" ns0:rsidP="004E373D">
@@ -12295,7 +12295,7 @@
           <ns0:rFonts ns0:eastAsia="宋体"/>
           <ns0:sz ns0:val="24"/>
         </ns0:rPr>
-        <ns0:t>张核心数据库表。以下分别展示各表的结构。</ns0:t>
+        <ns0:t>张核心数据库表。以下分别展示各表的结构。[15]</ns0:t>
       </ns0:r>
     </ns0:p>
     <ns0:tbl>
@@ -26767,7 +26767,7 @@
           <ns0:rFonts ns0:eastAsia="宋体"/>
           <ns0:sz ns0:val="24"/>
         </ns0:rPr>
-        <ns0:t>软件测试是软件开发生命周期中不可或缺的重要环节，其核心目的是通过系统化的方法发现软件中存在的缺陷和问题，验证软件是否满足需求规格说明书中规定的功能和性能要求。在本项目中，系统功能测试采用黑盒测试方法，即在不关注软件内部代码实现细节的前提下，根据系统的功能需求规格设计测试用例，通过输入不同的测试数据验证系统的输出是否符合预期。</ns0:t>
+        <ns0:t>软件测试是软件开发生命周期中不可或缺的重要环节，其核心目的是通过系统化的方法发现软件中存在的缺陷和问题，验证软件是否满足需求规格说明书中规定的功能和性能要求。在本项目中，系统功能测试采用黑盒测试方法，即在不关注软件内部代码实现细节的前提下，根据系统的功能需求规格设计测试用例，通过输入不同的测试数据验证系统的输出是否符合预期。[12]</ns0:t>
       </ns0:r>
     </ns0:p>
     <ns0:p ns2:paraId="2A7105F1" ns2:textId="77777777" ns0:rsidR="005968B1" ns0:rsidRDefault="00000000" ns0:rsidP="004E373D">
@@ -26820,7 +26820,7 @@
           <ns0:rFonts ns0:eastAsia="宋体"/>
           <ns0:sz ns0:val="24"/>
         </ns0:rPr>
-        <ns0:t>本系统采用功能测试（黑盒测试）作为主要的测试方法。功能测试的核心思想是将软件视为一个黑盒子，测试人员根据软件的功能需求设计测试用例，通过输入特定的测试数据驱动软件运行，然后检查实际输出结果是否与预期结果一致。</ns0:t>
+        <ns0:t>本系统采用功能测试（黑盒测试）作为主要的测试方法。功能测试的核心思想是将软件视为一个黑盒子，测试人员根据软件的功能需求设计测试用例，通过输入特定的测试数据驱动软件运行，然后检查实际输出结果是否与预期结果一致。[18]</ns0:t>
       </ns0:r>
     </ns0:p>
     <ns0:p ns2:paraId="7B75C68D" ns2:textId="77777777" ns0:rsidR="005968B1" ns0:rsidRDefault="00000000" ns0:rsidP="004E373D">
@@ -29778,7 +29778,7 @@
           <ns0:rFonts ns0:eastAsia="宋体"/>
           <ns0:sz ns0:val="24"/>
         </ns0:rPr>
-        <ns0:t>实现了学生端、雇主端和管理端三个角色的完整功能，涵盖用户注册登录、兼职信息发布与审核、简历投递、申请审核、订单管理与结算、双向评价评价等核心业务流程。</ns0:t>
+        <ns0:t>实现了学生端、雇主端和管理端三个角色的完整功能，涵盖用户注册登录、兼职信息发布与审核、简历投递、申请审核、订单管理与结算、双向评价评价等核心业务流程。[19]</ns0:t>
       </ns0:r>
     </ns0:p>
     <ns0:p ns2:paraId="620E178F" ns2:textId="77777777" ns0:rsidR="005968B1" ns0:rsidRDefault="00000000" ns0:rsidP="004E373D">
@@ -29909,7 +29909,7 @@
           <ns0:rFonts ns0:eastAsia="宋体"/>
           <ns0:sz ns0:val="24"/>
         </ns0:rPr>
-        <ns0:t>[1] </ns0:t>
+        <ns0:t>[1]  </ns0:t>
       </ns0:r>
       <ns0:r>
         <ns0:rPr>
@@ -29993,7 +29993,7 @@
           <ns0:rFonts ns0:eastAsia="宋体"/>
           <ns0:sz ns0:val="24"/>
         </ns0:rPr>
-        <ns0:t>[2] Craig Walls. Spring in Action (Sixth Edition)[M]. Manning Publications, 2022.</ns0:t>
+        <ns0:t>[2]  Craig Walls. Spring in Action (Sixth Edition)[M]. Manning Publications, 2022.</ns0:t>
       </ns0:r>
     </ns0:p>
     <ns0:p ns2:paraId="53DDEF02" ns2:textId="77777777" ns0:rsidR="005968B1" ns0:rsidRDefault="00000000" ns0:rsidP="004E373D">
@@ -30007,7 +30007,7 @@
           <ns0:rFonts ns0:eastAsia="宋体"/>
           <ns0:sz ns0:val="24"/>
         </ns0:rPr>
-        <ns0:t>[3] </ns0:t>
+        <ns0:t>[3]  </ns0:t>
       </ns0:r>
       <ns0:r>
         <ns0:rPr>
@@ -30077,7 +30077,7 @@
           <ns0:rFonts ns0:eastAsia="宋体"/>
           <ns0:sz ns0:val="24"/>
         </ns0:rPr>
-        <ns0:t>[4] </ns0:t>
+        <ns0:t>[4]  </ns0:t>
       </ns0:r>
       <ns0:r>
         <ns0:rPr>
@@ -30161,7 +30161,7 @@
           <ns0:rFonts ns0:eastAsia="宋体"/>
           <ns0:sz ns0:val="24"/>
         </ns0:rPr>
-        <ns0:t>[5] </ns0:t>
+        <ns0:t>[5]  </ns0:t>
       </ns0:r>
       <ns0:r>
         <ns0:rPr>
@@ -30247,7 +30247,7 @@
           <ns0:rFonts ns0:eastAsia="宋体"/>
           <ns0:sz ns0:val="24"/>
         </ns0:rPr>
-        <ns0:t>[6] </ns0:t>
+        <ns0:t>[6]  </ns0:t>
       </ns0:r>
       <ns0:r>
         <ns0:rPr>
@@ -30331,7 +30331,7 @@
           <ns0:rFonts ns0:eastAsia="宋体"/>
           <ns0:sz ns0:val="24"/>
         </ns0:rPr>
-        <ns0:t>[7] </ns0:t>
+        <ns0:t>[7]  </ns0:t>
       </ns0:r>
       <ns0:r>
         <ns0:rPr>
@@ -30418,7 +30418,7 @@
           <ns0:sz ns0:val="24"/>
         </ns0:rPr>
         <ns0:lastRenderedPageBreak/>
-        <ns0:t>[8] Sam Newman. Building Microservices (Second Edition)[M]. O'Reilly Media, 2021.</ns0:t>
+        <ns0:t>[8]  Sam Newman. Building Microservices (Second Edition)[M]. O'Reilly Media, 2021.</ns0:t>
       </ns0:r>
     </ns0:p>
     <ns0:p ns2:paraId="1FEC653A" ns2:textId="77777777" ns0:rsidR="005968B1" ns0:rsidRDefault="00000000" ns0:rsidP="004E373D">
@@ -30531,6 +30531,132 @@
           <ns0:sz ns0:val="24"/>
         </ns0:rPr>
         <ns0:t>, 2014.</ns0:t>
+      </ns0:r>
+    </ns0:p>
+    <ns0:p>
+      <ns0:pPr>
+        <ns0:wordWrap ns0:val="0"/>
+        <ns0:spacing ns0:after="60" ns0:line="360" ns0:lineRule="auto"/>
+        <ns0:jc ns0:val="both"/>
+      </ns0:pPr>
+      <ns0:r>
+        <ns0:rPr>
+          <ns0:rFonts ns0:eastAsia="宋体"/>
+          <ns0:sz ns0:val="24"/>
+        </ns0:rPr>
+        <ns0:t xml:space="preserve">[11] 周志明. 深入理解Java虚拟机：JVM高级特性与最佳实践(第4版)[M]. 北京: 机械工业出版社, 2023.</ns0:t>
+      </ns0:r>
+    </ns0:p>
+    <ns0:p>
+      <ns0:pPr>
+        <ns0:wordWrap ns0:val="0"/>
+        <ns0:spacing ns0:after="60" ns0:line="360" ns0:lineRule="auto"/>
+        <ns0:jc ns0:val="both"/>
+      </ns0:pPr>
+      <ns0:r>
+        <ns0:rPr>
+          <ns0:rFonts ns0:eastAsia="宋体"/>
+          <ns0:sz ns0:val="24"/>
+        </ns0:rPr>
+        <ns0:t xml:space="preserve">[12] 张海藩, 牟永敏. 软件工程导论(第7版)[M]. 北京: 清华大学出版社, 2020.</ns0:t>
+      </ns0:r>
+    </ns0:p>
+    <ns0:p>
+      <ns0:pPr>
+        <ns0:wordWrap ns0:val="0"/>
+        <ns0:spacing ns0:after="60" ns0:line="360" ns0:lineRule="auto"/>
+        <ns0:jc ns0:val="both"/>
+      </ns0:pPr>
+      <ns0:r>
+        <ns0:rPr>
+          <ns0:rFonts ns0:eastAsia="宋体"/>
+          <ns0:sz ns0:val="24"/>
+        </ns0:rPr>
+        <ns0:t xml:space="preserve">[13] 郑阿奇. MySQL实用教程(第4版)[M]. 北京: 电子工业出版社, 2021.</ns0:t>
+      </ns0:r>
+    </ns0:p>
+    <ns0:p>
+      <ns0:pPr>
+        <ns0:wordWrap ns0:val="0"/>
+        <ns0:spacing ns0:after="60" ns0:line="360" ns0:lineRule="auto"/>
+        <ns0:jc ns0:val="both"/>
+      </ns0:pPr>
+      <ns0:r>
+        <ns0:rPr>
+          <ns0:rFonts ns0:eastAsia="宋体"/>
+          <ns0:sz ns0:val="24"/>
+        </ns0:rPr>
+        <ns0:t xml:space="preserve">[14] 孙卫琴. Tomcat与Java Web开发技术详解(第3版)[M]. 北京: 电子工业出版社, 2022.</ns0:t>
+      </ns0:r>
+    </ns0:p>
+    <ns0:p>
+      <ns0:pPr>
+        <ns0:wordWrap ns0:val="0"/>
+        <ns0:spacing ns0:after="60" ns0:line="360" ns0:lineRule="auto"/>
+        <ns0:jc ns0:val="both"/>
+      </ns0:pPr>
+      <ns0:r>
+        <ns0:rPr>
+          <ns0:rFonts ns0:eastAsia="宋体"/>
+          <ns0:sz ns0:val="24"/>
+        </ns0:rPr>
+        <ns0:t xml:space="preserve">[15] 陈永强, 黄永峰. 基于Spring Boot的微服务架构设计与实现[J]. 计算机工程与设计, 2022, 43(8): 2341-2348.</ns0:t>
+      </ns0:r>
+    </ns0:p>
+    <ns0:p>
+      <ns0:pPr>
+        <ns0:wordWrap ns0:val="0"/>
+        <ns0:spacing ns0:after="60" ns0:line="360" ns0:lineRule="auto"/>
+        <ns0:jc ns0:val="both"/>
+      </ns0:pPr>
+      <ns0:r>
+        <ns0:rPr>
+          <ns0:rFonts ns0:eastAsia="宋体"/>
+          <ns0:sz ns0:val="24"/>
+        </ns0:rPr>
+        <ns0:t xml:space="preserve">[16] 赵静, 孙红霞. 基于B/S架构的高校信息管理系统设计与实现[J]. 软件工程, 2023, 26(3): 56-60.</ns0:t>
+      </ns0:r>
+    </ns0:p>
+    <ns0:p>
+      <ns0:pPr>
+        <ns0:wordWrap ns0:val="0"/>
+        <ns0:spacing ns0:after="60" ns0:line="360" ns0:lineRule="auto"/>
+        <ns0:jc ns0:val="both"/>
+      </ns0:pPr>
+      <ns0:r>
+        <ns0:rPr>
+          <ns0:rFonts ns0:eastAsia="宋体"/>
+          <ns0:sz ns0:val="24"/>
+        </ns0:rPr>
+        <ns0:t xml:space="preserve">[17] 刘伟, 张磊. 基于前后端分离的Web应用架构研究[J]. 计算机技术与发展, 2022, 32(5): 167-172.</ns0:t>
+      </ns0:r>
+    </ns0:p>
+    <ns0:p>
+      <ns0:pPr>
+        <ns0:wordWrap ns0:val="0"/>
+        <ns0:spacing ns0:after="60" ns0:line="360" ns0:lineRule="auto"/>
+        <ns0:jc ns0:val="both"/>
+      </ns0:pPr>
+      <ns0:r>
+        <ns0:rPr>
+          <ns0:rFonts ns0:eastAsia="宋体"/>
+          <ns0:sz ns0:val="24"/>
+        </ns0:rPr>
+        <ns0:t xml:space="preserve">[18] 马世霞. 软件测试技术及其应用研究[J]. 计算机测量与控制, 2023, 31(2): 1-5.</ns0:t>
+      </ns0:r>
+    </ns0:p>
+    <ns0:p>
+      <ns0:pPr>
+        <ns0:wordWrap ns0:val="0"/>
+        <ns0:spacing ns0:after="60" ns0:line="360" ns0:lineRule="auto"/>
+        <ns0:jc ns0:val="both"/>
+      </ns0:pPr>
+      <ns0:r>
+        <ns0:rPr>
+          <ns0:rFonts ns0:eastAsia="宋体"/>
+          <ns0:sz ns0:val="24"/>
+        </ns0:rPr>
+        <ns0:t xml:space="preserve">[19] Josh Long, Kenny Bastani. Cloud Native Java: Designing Resilient Systems with Spring Boot, Spring Cloud, and Cloud Foundry[M]. O'Reilly Media, 2023.</ns0:t>
       </ns0:r>
     </ns0:p>
     <ns0:p>
